--- a/reports/局域連接下長程糾纏動態電路策略_專題報告_ZH.docx
+++ b/reports/局域連接下長程糾纏動態電路策略_專題報告_ZH.docx
@@ -2471,7 +2471,7 @@
           <w:rFonts w:ascii="Courier New" w:hAnsi="Courier New"/>
           <w:sz w:val="17"/>
         </w:rPr>
-        <w:t>git clone https://github.com/YOUR_USERNAME/long-range-entanglement-dynamic-circuits</w:t>
+        <w:t>git clone https://github.com/real-louis/Dynamic-Circuit-Strategies-for-Long-Range-Entanglement-under-Local-Connectivity</w:t>
       </w:r>
     </w:p>
     <w:p>
@@ -2484,7 +2484,7 @@
           <w:rFonts w:ascii="Courier New" w:hAnsi="Courier New"/>
           <w:sz w:val="17"/>
         </w:rPr>
-        <w:t>cd long-range-entanglement-dynamic-circuits</w:t>
+        <w:t>cd Dynamic-Circuit-Strategies-for-Long-Range-Entanglement-under-Local-Connectivity</w:t>
       </w:r>
     </w:p>
     <w:p>
@@ -2605,7 +2605,7 @@
             <w:color w:val="0563C1"/>
             <w:u w:val="single"/>
           </w:rPr>
-          <w:t>https://github.com/YOUR_USERNAME/long-range-entanglement-dynamic-circuits</w:t>
+          <w:t>https://github.com/real-louis/Dynamic-Circuit-Strategies-for-Long-Range-Entanglement-under-Local-Connectivity</w:t>
         </w:r>
       </w:hyperlink>
     </w:p>
@@ -2617,10 +2617,10 @@
       <w:r>
         <w:rPr>
           <w:b w:val="0"/>
-          <w:i/>
+          <w:i w:val="0"/>
           <w:sz w:val="22"/>
         </w:rPr>
-        <w:t>推送 GitHub 後更新 config/submission.json 的 repository_commit 並重產報告。</w:t>
+        <w:t>Reproduction reference commit: c8c1e25</w:t>
       </w:r>
     </w:p>
     <w:p>
